--- a/docs/certain_coast/CERTAIN-COAST_Work_Packages.docx
+++ b/docs/certain_coast/CERTAIN-COAST_Work_Packages.docx
@@ -7346,6 +7346,30 @@
           <w:sz w:val="20"/>
         </w:rPr>
         <w:t>Post-event protocol executed for every event above the agreed magnitude or water level during the demonstration</w:t>
+      </w:r>
+    </w:p>
+    <w:p>
+      <w:pPr>
+        <w:spacing w:after="20" w:before="0"/>
+        <w:ind w:left="283"/>
+      </w:pPr>
+      <w:r>
+        <w:rPr>
+          <w:rFonts w:ascii="Arial" w:hAnsi="Arial" w:eastAsia="Arial"/>
+          <w:b/>
+          <w:i w:val="0"/>
+          <w:sz w:val="20"/>
+        </w:rPr>
+        <w:t xml:space="preserve">• </w:t>
+      </w:r>
+      <w:r>
+        <w:rPr>
+          <w:rFonts w:ascii="Arial" w:hAnsi="Arial" w:eastAsia="Arial"/>
+          <w:b w:val="0"/>
+          <w:i w:val="0"/>
+          <w:sz w:val="20"/>
+        </w:rPr>
+        <w:t>A guaranteed lower bound on the value of the warning reported for each user's own decision (innovation V1, Impact section)</w:t>
       </w:r>
     </w:p>
     <w:p>
